--- a/02-unity-basics/4-github-and-unity.docx
+++ b/02-unity-basics/4-github-and-unity.docx
@@ -1,6 +1,6 @@
 
 <file path=word/document.xml><?xml version="1.0" encoding="utf-8"?>
-<w:document xmlns:wpc="http://schemas.microsoft.com/office/word/2010/wordprocessingCanvas" xmlns:cx="http://schemas.microsoft.com/office/drawing/2014/chartex" xmlns:cx1="http://schemas.microsoft.com/office/drawing/2015/9/8/chartex" xmlns:cx2="http://schemas.microsoft.com/office/drawing/2015/10/21/chartex" xmlns:cx3="http://schemas.microsoft.com/office/drawing/2016/5/9/chartex" xmlns:cx4="http://schemas.microsoft.com/office/drawing/2016/5/10/chartex" xmlns:cx5="http://schemas.microsoft.com/office/drawing/2016/5/11/chartex" xmlns:cx6="http://schemas.microsoft.com/office/drawing/2016/5/12/chartex" xmlns:cx7="http://schemas.microsoft.com/office/drawing/2016/5/13/chartex" xmlns:cx8="http://schemas.microsoft.com/office/drawing/2016/5/14/chartex" xmlns:mc="http://schemas.openxmlformats.org/markup-compatibility/2006" xmlns:aink="http://schemas.microsoft.com/office/drawing/2016/ink" xmlns:am3d="http://schemas.microsoft.com/office/drawing/2017/model3d" xmlns:o="urn:schemas-microsoft-com:office:office" xmlns:r="http://schemas.openxmlformats.org/officeDocument/2006/relationships" xmlns:m="http://schemas.openxmlformats.org/officeDocument/2006/math" xmlns:v="urn:schemas-microsoft-com:vml" xmlns:wp14="http://schemas.microsoft.com/office/word/2010/wordprocessingDrawing" xmlns:wp="http://schemas.openxmlformats.org/drawingml/2006/wordprocessingDrawing" xmlns:w10="urn:schemas-microsoft-com:office:word" xmlns:w="http://schemas.openxmlformats.org/wordprocessingml/2006/main" xmlns:w14="http://schemas.microsoft.com/office/word/2010/wordml" xmlns:w15="http://schemas.microsoft.com/office/word/2012/wordml" xmlns:w16cex="http://schemas.microsoft.com/office/word/2018/wordml/cex" xmlns:w16cid="http://schemas.microsoft.com/office/word/2016/wordml/cid" xmlns:w16="http://schemas.microsoft.com/office/word/2018/wordml" xmlns:w16sdtdh="http://schemas.microsoft.com/office/word/2020/wordml/sdtdatahash" xmlns:w16se="http://schemas.microsoft.com/office/word/2015/wordml/symex" xmlns:wpg="http://schemas.microsoft.com/office/word/2010/wordprocessingGroup" xmlns:wpi="http://schemas.microsoft.com/office/word/2010/wordprocessingInk" xmlns:wne="http://schemas.microsoft.com/office/word/2006/wordml" xmlns:wps="http://schemas.microsoft.com/office/word/2010/wordprocessingShape" mc:Ignorable="w14 w15 w16se w16cid w16 w16cex w16sdtdh wp14">
+<w:document xmlns:wpc="http://schemas.microsoft.com/office/word/2010/wordprocessingCanvas" xmlns:cx="http://schemas.microsoft.com/office/drawing/2014/chartex" xmlns:cx1="http://schemas.microsoft.com/office/drawing/2015/9/8/chartex" xmlns:cx2="http://schemas.microsoft.com/office/drawing/2015/10/21/chartex" xmlns:cx3="http://schemas.microsoft.com/office/drawing/2016/5/9/chartex" xmlns:cx4="http://schemas.microsoft.com/office/drawing/2016/5/10/chartex" xmlns:cx5="http://schemas.microsoft.com/office/drawing/2016/5/11/chartex" xmlns:cx6="http://schemas.microsoft.com/office/drawing/2016/5/12/chartex" xmlns:cx7="http://schemas.microsoft.com/office/drawing/2016/5/13/chartex" xmlns:cx8="http://schemas.microsoft.com/office/drawing/2016/5/14/chartex" xmlns:mc="http://schemas.openxmlformats.org/markup-compatibility/2006" xmlns:aink="http://schemas.microsoft.com/office/drawing/2016/ink" xmlns:am3d="http://schemas.microsoft.com/office/drawing/2017/model3d" xmlns:o="urn:schemas-microsoft-com:office:office" xmlns:oel="http://schemas.microsoft.com/office/2019/extlst" xmlns:r="http://schemas.openxmlformats.org/officeDocument/2006/relationships" xmlns:m="http://schemas.openxmlformats.org/officeDocument/2006/math" xmlns:v="urn:schemas-microsoft-com:vml" xmlns:wp14="http://schemas.microsoft.com/office/word/2010/wordprocessingDrawing" xmlns:wp="http://schemas.openxmlformats.org/drawingml/2006/wordprocessingDrawing" xmlns:w10="urn:schemas-microsoft-com:office:word" xmlns:w="http://schemas.openxmlformats.org/wordprocessingml/2006/main" xmlns:w14="http://schemas.microsoft.com/office/word/2010/wordml" xmlns:w15="http://schemas.microsoft.com/office/word/2012/wordml" xmlns:w16cex="http://schemas.microsoft.com/office/word/2018/wordml/cex" xmlns:w16cid="http://schemas.microsoft.com/office/word/2016/wordml/cid" xmlns:w16="http://schemas.microsoft.com/office/word/2018/wordml" xmlns:w16du="http://schemas.microsoft.com/office/word/2023/wordml/word16du" xmlns:w16sdtdh="http://schemas.microsoft.com/office/word/2020/wordml/sdtdatahash" xmlns:w16sdtfl="http://schemas.microsoft.com/office/word/2024/wordml/sdtformatlock" xmlns:w16se="http://schemas.microsoft.com/office/word/2015/wordml/symex" xmlns:wpg="http://schemas.microsoft.com/office/word/2010/wordprocessingGroup" xmlns:wpi="http://schemas.microsoft.com/office/word/2010/wordprocessingInk" xmlns:wne="http://schemas.microsoft.com/office/word/2006/wordml" xmlns:wps="http://schemas.microsoft.com/office/word/2010/wordprocessingShape" mc:Ignorable="w14 w15 w16se w16cid w16 w16cex w16sdtdh w16sdtfl w16du wp14">
   <w:body>
     <w:p>
       <w:pPr>
@@ -105,8 +105,22 @@
           <w:color w:val="365F91" w:themeColor="accent1" w:themeShade="BF"/>
           <w:rtl/>
         </w:rPr>
-        <w:t>גיטהאב ויוניטי</w:t>
-      </w:r>
+        <w:t xml:space="preserve">גיטהאב </w:t>
+      </w:r>
+      <w:proofErr w:type="spellStart"/>
+      <w:r>
+        <w:rPr>
+          <w:rFonts w:hint="cs"/>
+          <w:b/>
+          <w:bCs/>
+          <w:i/>
+          <w:iCs/>
+          <w:color w:val="365F91" w:themeColor="accent1" w:themeShade="BF"/>
+          <w:rtl/>
+        </w:rPr>
+        <w:t>ויוניטי</w:t>
+      </w:r>
+      <w:proofErr w:type="spellEnd"/>
     </w:p>
     <w:p>
       <w:pPr>
@@ -119,7 +133,15 @@
           <w:rFonts w:hint="cs"/>
           <w:rtl/>
         </w:rPr>
-        <w:t>בשיעור שעבר למדנו לפתוח א</w:t>
+        <w:t xml:space="preserve">בשיעור שעבר למדנו לפתוח </w:t>
+      </w:r>
+      <w:proofErr w:type="spellStart"/>
+      <w:r>
+        <w:rPr>
+          <w:rFonts w:hint="cs"/>
+          <w:rtl/>
+        </w:rPr>
+        <w:t>א</w:t>
       </w:r>
       <w:r>
         <w:rPr>
@@ -133,7 +155,31 @@
           <w:rFonts w:hint="cs"/>
           <w:rtl/>
         </w:rPr>
-        <w:t xml:space="preserve">רגון בגיטהאב עבור הצוות שלכם, וכן ליצור מאגר עם רידמי בעברית עבור המשחק שלכם. </w:t>
+        <w:t>רגון</w:t>
+      </w:r>
+      <w:proofErr w:type="spellEnd"/>
+      <w:r>
+        <w:rPr>
+          <w:rFonts w:hint="cs"/>
+          <w:rtl/>
+        </w:rPr>
+        <w:t xml:space="preserve"> בגיטהאב עבור הצוות שלכם, וכן ליצור מאגר עם </w:t>
+      </w:r>
+      <w:proofErr w:type="spellStart"/>
+      <w:r>
+        <w:rPr>
+          <w:rFonts w:hint="cs"/>
+          <w:rtl/>
+        </w:rPr>
+        <w:t>רידמי</w:t>
+      </w:r>
+      <w:proofErr w:type="spellEnd"/>
+      <w:r>
+        <w:rPr>
+          <w:rFonts w:hint="cs"/>
+          <w:rtl/>
+        </w:rPr>
+        <w:t xml:space="preserve"> בעברית עבור המשחק שלכם. </w:t>
       </w:r>
     </w:p>
     <w:p>
@@ -190,8 +236,13 @@
         <w:t xml:space="preserve">להיכנס לשורת הפקודה, לנווט לתיקיה של המשחק, ולכתוב </w:t>
       </w:r>
       <w:r>
-        <w:t>git init</w:t>
-      </w:r>
+        <w:t xml:space="preserve">git </w:t>
+      </w:r>
+      <w:proofErr w:type="spellStart"/>
+      <w:r>
+        <w:t>init</w:t>
+      </w:r>
+      <w:proofErr w:type="spellEnd"/>
       <w:r>
         <w:rPr>
           <w:rFonts w:hint="cs"/>
@@ -215,8 +266,13 @@
         </w:rPr>
         <w:t xml:space="preserve">להפעיל כלי כגון </w:t>
       </w:r>
-      <w:r>
-        <w:t>Github Desktop</w:t>
+      <w:proofErr w:type="spellStart"/>
+      <w:r>
+        <w:t>Github</w:t>
+      </w:r>
+      <w:proofErr w:type="spellEnd"/>
+      <w:r>
+        <w:t xml:space="preserve"> Desktop</w:t>
       </w:r>
       <w:r>
         <w:rPr>
@@ -309,36 +365,37 @@
           <w:rFonts w:hint="cs"/>
           <w:rtl/>
         </w:rPr>
-        <w:t xml:space="preserve"> את כל הקבצים מהתיקיה של המאגר לתיקיה של המשחק.</w:t>
+        <w:t xml:space="preserve"> את כל הקבצים </w:t>
+      </w:r>
+      <w:proofErr w:type="spellStart"/>
+      <w:r>
+        <w:rPr>
+          <w:rFonts w:hint="cs"/>
+          <w:rtl/>
+        </w:rPr>
+        <w:t>מהתיקיה</w:t>
+      </w:r>
+      <w:proofErr w:type="spellEnd"/>
+      <w:r>
+        <w:rPr>
+          <w:rFonts w:hint="cs"/>
+          <w:rtl/>
+        </w:rPr>
+        <w:t xml:space="preserve"> של המאגר לתיקיה של המשחק.</w:t>
       </w:r>
     </w:p>
     <w:p>
       <w:pPr>
         <w:rPr>
-          <w:rFonts w:hint="cs"/>
-          <w:rtl/>
-        </w:rPr>
-      </w:pPr>
-      <w:r>
-        <w:rPr>
-          <w:rFonts w:hint="cs"/>
-          <w:rtl/>
-        </w:rPr>
-        <w:t>אני אישית מעדיף את דרך 3, כי יותר נוח לי ליצור מאגרים חדשים בגיטהאב</w:t>
-      </w:r>
-      <w:r>
-        <w:rPr>
-          <w:rFonts w:hint="cs"/>
-          <w:rtl/>
-        </w:rPr>
-        <w:t>, כך א</w:t>
-      </w:r>
-      <w:r>
-        <w:rPr>
-          <w:rFonts w:hint="cs"/>
-          <w:rtl/>
-        </w:rPr>
-        <w:t xml:space="preserve">. כדי להשתמש בדרך זו, </w:t>
+          <w:rtl/>
+        </w:rPr>
+      </w:pPr>
+      <w:r>
+        <w:rPr>
+          <w:rFonts w:hint="cs"/>
+          <w:rtl/>
+        </w:rPr>
+        <w:t xml:space="preserve">אני אישית מעדיף את דרך 3, כי יותר נוח לי ליצור מאגרים חדשים בגיטהאב. כדי להשתמש בדרך זו, </w:t>
       </w:r>
       <w:r>
         <w:rPr>
@@ -748,9 +805,11 @@
         </w:rPr>
         <w:t>לאחר שסיימתם להעתיק את הקבצים, אתם יכולים להגיש את המשחק שלכם לגיטהאב (</w:t>
       </w:r>
+      <w:proofErr w:type="spellStart"/>
       <w:r>
         <w:t>commit+push</w:t>
       </w:r>
+      <w:proofErr w:type="spellEnd"/>
       <w:r>
         <w:rPr>
           <w:rFonts w:hint="cs"/>
@@ -986,8 +1045,13 @@
         <w:t>A</w:t>
       </w:r>
       <w:r>
-        <w:t>ssets, Packages, ProjectSettings</w:t>
-      </w:r>
+        <w:t xml:space="preserve">ssets, Packages, </w:t>
+      </w:r>
+      <w:proofErr w:type="spellStart"/>
+      <w:r>
+        <w:t>ProjectSettings</w:t>
+      </w:r>
+      <w:proofErr w:type="spellEnd"/>
       <w:r>
         <w:rPr>
           <w:rFonts w:hint="cs"/>
@@ -1050,7 +1114,23 @@
           <w:rFonts w:hint="cs"/>
           <w:rtl/>
         </w:rPr>
-        <w:t xml:space="preserve"> הם נשארים לנצח בהסטוריה של המאגר. לכן אם טעיתם תצטרכו לפתוח </w:t>
+        <w:t xml:space="preserve"> הם נשארים לנצח </w:t>
+      </w:r>
+      <w:proofErr w:type="spellStart"/>
+      <w:r>
+        <w:rPr>
+          <w:rFonts w:hint="cs"/>
+          <w:rtl/>
+        </w:rPr>
+        <w:t>בהסטוריה</w:t>
+      </w:r>
+      <w:proofErr w:type="spellEnd"/>
+      <w:r>
+        <w:rPr>
+          <w:rFonts w:hint="cs"/>
+          <w:rtl/>
+        </w:rPr>
+        <w:t xml:space="preserve"> של המאגר. לכן אם טעיתם תצטרכו לפתוח </w:t>
       </w:r>
       <w:r>
         <w:rPr>
@@ -1103,7 +1183,7 @@
 </file>
 
 <file path=word/endnotes.xml><?xml version="1.0" encoding="utf-8"?>
-<w:endnotes xmlns:wpc="http://schemas.microsoft.com/office/word/2010/wordprocessingCanvas" xmlns:cx="http://schemas.microsoft.com/office/drawing/2014/chartex" xmlns:cx1="http://schemas.microsoft.com/office/drawing/2015/9/8/chartex" xmlns:cx2="http://schemas.microsoft.com/office/drawing/2015/10/21/chartex" xmlns:cx3="http://schemas.microsoft.com/office/drawing/2016/5/9/chartex" xmlns:cx4="http://schemas.microsoft.com/office/drawing/2016/5/10/chartex" xmlns:cx5="http://schemas.microsoft.com/office/drawing/2016/5/11/chartex" xmlns:cx6="http://schemas.microsoft.com/office/drawing/2016/5/12/chartex" xmlns:cx7="http://schemas.microsoft.com/office/drawing/2016/5/13/chartex" xmlns:cx8="http://schemas.microsoft.com/office/drawing/2016/5/14/chartex" xmlns:mc="http://schemas.openxmlformats.org/markup-compatibility/2006" xmlns:aink="http://schemas.microsoft.com/office/drawing/2016/ink" xmlns:am3d="http://schemas.microsoft.com/office/drawing/2017/model3d" xmlns:o="urn:schemas-microsoft-com:office:office" xmlns:r="http://schemas.openxmlformats.org/officeDocument/2006/relationships" xmlns:m="http://schemas.openxmlformats.org/officeDocument/2006/math" xmlns:v="urn:schemas-microsoft-com:vml" xmlns:wp14="http://schemas.microsoft.com/office/word/2010/wordprocessingDrawing" xmlns:wp="http://schemas.openxmlformats.org/drawingml/2006/wordprocessingDrawing" xmlns:w10="urn:schemas-microsoft-com:office:word" xmlns:w="http://schemas.openxmlformats.org/wordprocessingml/2006/main" xmlns:w14="http://schemas.microsoft.com/office/word/2010/wordml" xmlns:w15="http://schemas.microsoft.com/office/word/2012/wordml" xmlns:w16cex="http://schemas.microsoft.com/office/word/2018/wordml/cex" xmlns:w16cid="http://schemas.microsoft.com/office/word/2016/wordml/cid" xmlns:w16="http://schemas.microsoft.com/office/word/2018/wordml" xmlns:w16sdtdh="http://schemas.microsoft.com/office/word/2020/wordml/sdtdatahash" xmlns:w16se="http://schemas.microsoft.com/office/word/2015/wordml/symex" xmlns:wpg="http://schemas.microsoft.com/office/word/2010/wordprocessingGroup" xmlns:wpi="http://schemas.microsoft.com/office/word/2010/wordprocessingInk" xmlns:wne="http://schemas.microsoft.com/office/word/2006/wordml" xmlns:wps="http://schemas.microsoft.com/office/word/2010/wordprocessingShape" mc:Ignorable="w14 w15 w16se w16cid w16 w16cex w16sdtdh wp14">
+<w:endnotes xmlns:wpc="http://schemas.microsoft.com/office/word/2010/wordprocessingCanvas" xmlns:cx="http://schemas.microsoft.com/office/drawing/2014/chartex" xmlns:cx1="http://schemas.microsoft.com/office/drawing/2015/9/8/chartex" xmlns:cx2="http://schemas.microsoft.com/office/drawing/2015/10/21/chartex" xmlns:cx3="http://schemas.microsoft.com/office/drawing/2016/5/9/chartex" xmlns:cx4="http://schemas.microsoft.com/office/drawing/2016/5/10/chartex" xmlns:cx5="http://schemas.microsoft.com/office/drawing/2016/5/11/chartex" xmlns:cx6="http://schemas.microsoft.com/office/drawing/2016/5/12/chartex" xmlns:cx7="http://schemas.microsoft.com/office/drawing/2016/5/13/chartex" xmlns:cx8="http://schemas.microsoft.com/office/drawing/2016/5/14/chartex" xmlns:mc="http://schemas.openxmlformats.org/markup-compatibility/2006" xmlns:aink="http://schemas.microsoft.com/office/drawing/2016/ink" xmlns:am3d="http://schemas.microsoft.com/office/drawing/2017/model3d" xmlns:o="urn:schemas-microsoft-com:office:office" xmlns:oel="http://schemas.microsoft.com/office/2019/extlst" xmlns:r="http://schemas.openxmlformats.org/officeDocument/2006/relationships" xmlns:m="http://schemas.openxmlformats.org/officeDocument/2006/math" xmlns:v="urn:schemas-microsoft-com:vml" xmlns:wp14="http://schemas.microsoft.com/office/word/2010/wordprocessingDrawing" xmlns:wp="http://schemas.openxmlformats.org/drawingml/2006/wordprocessingDrawing" xmlns:w10="urn:schemas-microsoft-com:office:word" xmlns:w="http://schemas.openxmlformats.org/wordprocessingml/2006/main" xmlns:w14="http://schemas.microsoft.com/office/word/2010/wordml" xmlns:w15="http://schemas.microsoft.com/office/word/2012/wordml" xmlns:w16cex="http://schemas.microsoft.com/office/word/2018/wordml/cex" xmlns:w16cid="http://schemas.microsoft.com/office/word/2016/wordml/cid" xmlns:w16="http://schemas.microsoft.com/office/word/2018/wordml" xmlns:w16du="http://schemas.microsoft.com/office/word/2023/wordml/word16du" xmlns:w16sdtdh="http://schemas.microsoft.com/office/word/2020/wordml/sdtdatahash" xmlns:w16sdtfl="http://schemas.microsoft.com/office/word/2024/wordml/sdtformatlock" xmlns:w16se="http://schemas.microsoft.com/office/word/2015/wordml/symex" xmlns:wpg="http://schemas.microsoft.com/office/word/2010/wordprocessingGroup" xmlns:wpi="http://schemas.microsoft.com/office/word/2010/wordprocessingInk" xmlns:wne="http://schemas.microsoft.com/office/word/2006/wordml" xmlns:wps="http://schemas.microsoft.com/office/word/2010/wordprocessingShape" mc:Ignorable="w14 w15 w16se w16cid w16 w16cex w16sdtdh w16sdtfl w16du wp14">
   <w:endnote w:type="separator" w:id="-1">
     <w:p>
       <w:pPr>
@@ -1128,7 +1208,7 @@
 </file>
 
 <file path=word/footer1.xml><?xml version="1.0" encoding="utf-8"?>
-<w:ftr xmlns:wpc="http://schemas.microsoft.com/office/word/2010/wordprocessingCanvas" xmlns:cx="http://schemas.microsoft.com/office/drawing/2014/chartex" xmlns:cx1="http://schemas.microsoft.com/office/drawing/2015/9/8/chartex" xmlns:cx2="http://schemas.microsoft.com/office/drawing/2015/10/21/chartex" xmlns:cx3="http://schemas.microsoft.com/office/drawing/2016/5/9/chartex" xmlns:cx4="http://schemas.microsoft.com/office/drawing/2016/5/10/chartex" xmlns:cx5="http://schemas.microsoft.com/office/drawing/2016/5/11/chartex" xmlns:cx6="http://schemas.microsoft.com/office/drawing/2016/5/12/chartex" xmlns:cx7="http://schemas.microsoft.com/office/drawing/2016/5/13/chartex" xmlns:cx8="http://schemas.microsoft.com/office/drawing/2016/5/14/chartex" xmlns:mc="http://schemas.openxmlformats.org/markup-compatibility/2006" xmlns:aink="http://schemas.microsoft.com/office/drawing/2016/ink" xmlns:am3d="http://schemas.microsoft.com/office/drawing/2017/model3d" xmlns:o="urn:schemas-microsoft-com:office:office" xmlns:r="http://schemas.openxmlformats.org/officeDocument/2006/relationships" xmlns:m="http://schemas.openxmlformats.org/officeDocument/2006/math" xmlns:v="urn:schemas-microsoft-com:vml" xmlns:wp14="http://schemas.microsoft.com/office/word/2010/wordprocessingDrawing" xmlns:wp="http://schemas.openxmlformats.org/drawingml/2006/wordprocessingDrawing" xmlns:w10="urn:schemas-microsoft-com:office:word" xmlns:w="http://schemas.openxmlformats.org/wordprocessingml/2006/main" xmlns:w14="http://schemas.microsoft.com/office/word/2010/wordml" xmlns:w15="http://schemas.microsoft.com/office/word/2012/wordml" xmlns:w16cex="http://schemas.microsoft.com/office/word/2018/wordml/cex" xmlns:w16cid="http://schemas.microsoft.com/office/word/2016/wordml/cid" xmlns:w16="http://schemas.microsoft.com/office/word/2018/wordml" xmlns:w16sdtdh="http://schemas.microsoft.com/office/word/2020/wordml/sdtdatahash" xmlns:w16se="http://schemas.microsoft.com/office/word/2015/wordml/symex" xmlns:wpg="http://schemas.microsoft.com/office/word/2010/wordprocessingGroup" xmlns:wpi="http://schemas.microsoft.com/office/word/2010/wordprocessingInk" xmlns:wne="http://schemas.microsoft.com/office/word/2006/wordml" xmlns:wps="http://schemas.microsoft.com/office/word/2010/wordprocessingShape" mc:Ignorable="w14 w15 w16se w16cid w16 w16cex w16sdtdh wp14">
+<w:ftr xmlns:wpc="http://schemas.microsoft.com/office/word/2010/wordprocessingCanvas" xmlns:cx="http://schemas.microsoft.com/office/drawing/2014/chartex" xmlns:cx1="http://schemas.microsoft.com/office/drawing/2015/9/8/chartex" xmlns:cx2="http://schemas.microsoft.com/office/drawing/2015/10/21/chartex" xmlns:cx3="http://schemas.microsoft.com/office/drawing/2016/5/9/chartex" xmlns:cx4="http://schemas.microsoft.com/office/drawing/2016/5/10/chartex" xmlns:cx5="http://schemas.microsoft.com/office/drawing/2016/5/11/chartex" xmlns:cx6="http://schemas.microsoft.com/office/drawing/2016/5/12/chartex" xmlns:cx7="http://schemas.microsoft.com/office/drawing/2016/5/13/chartex" xmlns:cx8="http://schemas.microsoft.com/office/drawing/2016/5/14/chartex" xmlns:mc="http://schemas.openxmlformats.org/markup-compatibility/2006" xmlns:aink="http://schemas.microsoft.com/office/drawing/2016/ink" xmlns:am3d="http://schemas.microsoft.com/office/drawing/2017/model3d" xmlns:o="urn:schemas-microsoft-com:office:office" xmlns:oel="http://schemas.microsoft.com/office/2019/extlst" xmlns:r="http://schemas.openxmlformats.org/officeDocument/2006/relationships" xmlns:m="http://schemas.openxmlformats.org/officeDocument/2006/math" xmlns:v="urn:schemas-microsoft-com:vml" xmlns:wp14="http://schemas.microsoft.com/office/word/2010/wordprocessingDrawing" xmlns:wp="http://schemas.openxmlformats.org/drawingml/2006/wordprocessingDrawing" xmlns:w10="urn:schemas-microsoft-com:office:word" xmlns:w="http://schemas.openxmlformats.org/wordprocessingml/2006/main" xmlns:w14="http://schemas.microsoft.com/office/word/2010/wordml" xmlns:w15="http://schemas.microsoft.com/office/word/2012/wordml" xmlns:w16cex="http://schemas.microsoft.com/office/word/2018/wordml/cex" xmlns:w16cid="http://schemas.microsoft.com/office/word/2016/wordml/cid" xmlns:w16="http://schemas.microsoft.com/office/word/2018/wordml" xmlns:w16du="http://schemas.microsoft.com/office/word/2023/wordml/word16du" xmlns:w16sdtdh="http://schemas.microsoft.com/office/word/2020/wordml/sdtdatahash" xmlns:w16sdtfl="http://schemas.microsoft.com/office/word/2024/wordml/sdtformatlock" xmlns:w16se="http://schemas.microsoft.com/office/word/2015/wordml/symex" xmlns:wpg="http://schemas.microsoft.com/office/word/2010/wordprocessingGroup" xmlns:wpi="http://schemas.microsoft.com/office/word/2010/wordprocessingInk" xmlns:wne="http://schemas.microsoft.com/office/word/2006/wordml" xmlns:wps="http://schemas.microsoft.com/office/word/2010/wordprocessingShape" mc:Ignorable="w14 w15 w16se w16cid w16 w16cex w16sdtdh w16sdtfl w16du wp14">
   <w:p>
     <w:pPr>
       <w:pStyle w:val="Footer"/>
@@ -1360,7 +1440,7 @@
               <v:stroke joinstyle="miter"/>
               <v:path gradientshapeok="t" o:connecttype="rect"/>
             </v:shapetype>
-            <v:shape id="תיבת טקסט 56" o:spid="_x0000_s1026" type="#_x0000_t202" style="position:absolute;left:0;text-align:left;margin-left:0;margin-top:0;width:36.95pt;height:31.15pt;flip:x;z-index:251659264;visibility:visible;mso-wrap-style:square;mso-width-percent:0;mso-height-percent:0;mso-wrap-distance-left:9pt;mso-wrap-distance-top:0;mso-wrap-distance-right:9pt;mso-wrap-distance-bottom:0;mso-position-horizontal:left;mso-position-horizontal-relative:margin;mso-position-vertical:top;mso-position-vertical-relative:bottom-margin-area;mso-width-percent:0;mso-height-percent:0;mso-width-relative:margin;mso-height-relative:margin;v-text-anchor:top" o:gfxdata="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" filled="f" stroked="f" strokeweight=".5pt">
+            <v:shape id="תיבת טקסט 56" o:spid="_x0000_s1026" type="#_x0000_t202" style="position:absolute;left:0;text-align:left;margin-left:0;margin-top:0;width:36.95pt;height:31.15pt;flip:x;z-index:251659264;visibility:visible;mso-wrap-style:square;mso-width-percent:0;mso-height-percent:0;mso-wrap-distance-left:9pt;mso-wrap-distance-top:0;mso-wrap-distance-right:9pt;mso-wrap-distance-bottom:0;mso-position-horizontal:left;mso-position-horizontal-relative:margin;mso-position-vertical:top;mso-position-vertical-relative:bottom-margin-area;mso-width-percent:0;mso-height-percent:0;mso-width-relative:margin;mso-height-relative:margin;v-text-anchor:top" o:gfxdata="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" filled="f" stroked="f" strokeweight=".5pt">
               <v:textbox style="mso-fit-shape-to-text:t">
                 <w:txbxContent>
                   <w:p>
@@ -1515,7 +1595,7 @@
         </mc:Choice>
         <mc:Fallback>
           <w:pict>
-            <v:rect w14:anchorId="7776C549" id="מלבן 58" o:spid="_x0000_s1026" style="position:absolute;margin-left:0;margin-top:0;width:468pt;height:2.85pt;flip:x;z-index:-251656192;visibility:visible;mso-wrap-style:square;mso-width-percent:1000;mso-height-percent:0;mso-wrap-distance-left:9pt;mso-wrap-distance-top:7.2pt;mso-wrap-distance-right:9pt;mso-wrap-distance-bottom:7.2pt;mso-position-horizontal:center;mso-position-horizontal-relative:margin;mso-position-vertical:top;mso-position-vertical-relative:bottom-margin-area;mso-width-percent:1000;mso-height-percent:0;mso-width-relative:margin;mso-height-relative:margin;v-text-anchor:middle" o:gfxdata="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" fillcolor="#4f81bd [3204]" stroked="f" strokeweight="2pt">
+            <v:rect w14:anchorId="030CBE52" id="מלבן 58" o:spid="_x0000_s1026" style="position:absolute;left:0;text-align:left;margin-left:0;margin-top:0;width:468pt;height:2.85pt;flip:x;z-index:-251656192;visibility:visible;mso-wrap-style:square;mso-width-percent:1000;mso-height-percent:0;mso-wrap-distance-left:9pt;mso-wrap-distance-top:7.2pt;mso-wrap-distance-right:9pt;mso-wrap-distance-bottom:7.2pt;mso-position-horizontal:center;mso-position-horizontal-relative:margin;mso-position-vertical:top;mso-position-vertical-relative:bottom-margin-area;mso-width-percent:1000;mso-height-percent:0;mso-width-relative:margin;mso-height-relative:margin;v-text-anchor:middle" o:gfxdata="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" fillcolor="#4f81bd [3204]" stroked="f" strokeweight="2pt">
               <w10:wrap type="square" anchorx="margin" anchory="margin"/>
             </v:rect>
           </w:pict>
@@ -1527,7 +1607,7 @@
 </file>
 
 <file path=word/footnotes.xml><?xml version="1.0" encoding="utf-8"?>
-<w:footnotes xmlns:wpc="http://schemas.microsoft.com/office/word/2010/wordprocessingCanvas" xmlns:cx="http://schemas.microsoft.com/office/drawing/2014/chartex" xmlns:cx1="http://schemas.microsoft.com/office/drawing/2015/9/8/chartex" xmlns:cx2="http://schemas.microsoft.com/office/drawing/2015/10/21/chartex" xmlns:cx3="http://schemas.microsoft.com/office/drawing/2016/5/9/chartex" xmlns:cx4="http://schemas.microsoft.com/office/drawing/2016/5/10/chartex" xmlns:cx5="http://schemas.microsoft.com/office/drawing/2016/5/11/chartex" xmlns:cx6="http://schemas.microsoft.com/office/drawing/2016/5/12/chartex" xmlns:cx7="http://schemas.microsoft.com/office/drawing/2016/5/13/chartex" xmlns:cx8="http://schemas.microsoft.com/office/drawing/2016/5/14/chartex" xmlns:mc="http://schemas.openxmlformats.org/markup-compatibility/2006" xmlns:aink="http://schemas.microsoft.com/office/drawing/2016/ink" xmlns:am3d="http://schemas.microsoft.com/office/drawing/2017/model3d" xmlns:o="urn:schemas-microsoft-com:office:office" xmlns:r="http://schemas.openxmlformats.org/officeDocument/2006/relationships" xmlns:m="http://schemas.openxmlformats.org/officeDocument/2006/math" xmlns:v="urn:schemas-microsoft-com:vml" xmlns:wp14="http://schemas.microsoft.com/office/word/2010/wordprocessingDrawing" xmlns:wp="http://schemas.openxmlformats.org/drawingml/2006/wordprocessingDrawing" xmlns:w10="urn:schemas-microsoft-com:office:word" xmlns:w="http://schemas.openxmlformats.org/wordprocessingml/2006/main" xmlns:w14="http://schemas.microsoft.com/office/word/2010/wordml" xmlns:w15="http://schemas.microsoft.com/office/word/2012/wordml" xmlns:w16cex="http://schemas.microsoft.com/office/word/2018/wordml/cex" xmlns:w16cid="http://schemas.microsoft.com/office/word/2016/wordml/cid" xmlns:w16="http://schemas.microsoft.com/office/word/2018/wordml" xmlns:w16sdtdh="http://schemas.microsoft.com/office/word/2020/wordml/sdtdatahash" xmlns:w16se="http://schemas.microsoft.com/office/word/2015/wordml/symex" xmlns:wpg="http://schemas.microsoft.com/office/word/2010/wordprocessingGroup" xmlns:wpi="http://schemas.microsoft.com/office/word/2010/wordprocessingInk" xmlns:wne="http://schemas.microsoft.com/office/word/2006/wordml" xmlns:wps="http://schemas.microsoft.com/office/word/2010/wordprocessingShape" mc:Ignorable="w14 w15 w16se w16cid w16 w16cex w16sdtdh wp14">
+<w:footnotes xmlns:wpc="http://schemas.microsoft.com/office/word/2010/wordprocessingCanvas" xmlns:cx="http://schemas.microsoft.com/office/drawing/2014/chartex" xmlns:cx1="http://schemas.microsoft.com/office/drawing/2015/9/8/chartex" xmlns:cx2="http://schemas.microsoft.com/office/drawing/2015/10/21/chartex" xmlns:cx3="http://schemas.microsoft.com/office/drawing/2016/5/9/chartex" xmlns:cx4="http://schemas.microsoft.com/office/drawing/2016/5/10/chartex" xmlns:cx5="http://schemas.microsoft.com/office/drawing/2016/5/11/chartex" xmlns:cx6="http://schemas.microsoft.com/office/drawing/2016/5/12/chartex" xmlns:cx7="http://schemas.microsoft.com/office/drawing/2016/5/13/chartex" xmlns:cx8="http://schemas.microsoft.com/office/drawing/2016/5/14/chartex" xmlns:mc="http://schemas.openxmlformats.org/markup-compatibility/2006" xmlns:aink="http://schemas.microsoft.com/office/drawing/2016/ink" xmlns:am3d="http://schemas.microsoft.com/office/drawing/2017/model3d" xmlns:o="urn:schemas-microsoft-com:office:office" xmlns:oel="http://schemas.microsoft.com/office/2019/extlst" xmlns:r="http://schemas.openxmlformats.org/officeDocument/2006/relationships" xmlns:m="http://schemas.openxmlformats.org/officeDocument/2006/math" xmlns:v="urn:schemas-microsoft-com:vml" xmlns:wp14="http://schemas.microsoft.com/office/word/2010/wordprocessingDrawing" xmlns:wp="http://schemas.openxmlformats.org/drawingml/2006/wordprocessingDrawing" xmlns:w10="urn:schemas-microsoft-com:office:word" xmlns:w="http://schemas.openxmlformats.org/wordprocessingml/2006/main" xmlns:w14="http://schemas.microsoft.com/office/word/2010/wordml" xmlns:w15="http://schemas.microsoft.com/office/word/2012/wordml" xmlns:w16cex="http://schemas.microsoft.com/office/word/2018/wordml/cex" xmlns:w16cid="http://schemas.microsoft.com/office/word/2016/wordml/cid" xmlns:w16="http://schemas.microsoft.com/office/word/2018/wordml" xmlns:w16du="http://schemas.microsoft.com/office/word/2023/wordml/word16du" xmlns:w16sdtdh="http://schemas.microsoft.com/office/word/2020/wordml/sdtdatahash" xmlns:w16sdtfl="http://schemas.microsoft.com/office/word/2024/wordml/sdtformatlock" xmlns:w16se="http://schemas.microsoft.com/office/word/2015/wordml/symex" xmlns:wpg="http://schemas.microsoft.com/office/word/2010/wordprocessingGroup" xmlns:wpi="http://schemas.microsoft.com/office/word/2010/wordprocessingInk" xmlns:wne="http://schemas.microsoft.com/office/word/2006/wordml" xmlns:wps="http://schemas.microsoft.com/office/word/2010/wordprocessingShape" mc:Ignorable="w14 w15 w16se w16cid w16 w16cex w16sdtdh w16sdtfl w16du wp14">
   <w:footnote w:type="separator" w:id="-1">
     <w:p>
       <w:pPr>
@@ -1552,7 +1632,7 @@
 </file>
 
 <file path=word/header1.xml><?xml version="1.0" encoding="utf-8"?>
-<w:hdr xmlns:wpc="http://schemas.microsoft.com/office/word/2010/wordprocessingCanvas" xmlns:cx="http://schemas.microsoft.com/office/drawing/2014/chartex" xmlns:cx1="http://schemas.microsoft.com/office/drawing/2015/9/8/chartex" xmlns:cx2="http://schemas.microsoft.com/office/drawing/2015/10/21/chartex" xmlns:cx3="http://schemas.microsoft.com/office/drawing/2016/5/9/chartex" xmlns:cx4="http://schemas.microsoft.com/office/drawing/2016/5/10/chartex" xmlns:cx5="http://schemas.microsoft.com/office/drawing/2016/5/11/chartex" xmlns:cx6="http://schemas.microsoft.com/office/drawing/2016/5/12/chartex" xmlns:cx7="http://schemas.microsoft.com/office/drawing/2016/5/13/chartex" xmlns:cx8="http://schemas.microsoft.com/office/drawing/2016/5/14/chartex" xmlns:mc="http://schemas.openxmlformats.org/markup-compatibility/2006" xmlns:aink="http://schemas.microsoft.com/office/drawing/2016/ink" xmlns:am3d="http://schemas.microsoft.com/office/drawing/2017/model3d" xmlns:o="urn:schemas-microsoft-com:office:office" xmlns:r="http://schemas.openxmlformats.org/officeDocument/2006/relationships" xmlns:m="http://schemas.openxmlformats.org/officeDocument/2006/math" xmlns:v="urn:schemas-microsoft-com:vml" xmlns:wp14="http://schemas.microsoft.com/office/word/2010/wordprocessingDrawing" xmlns:wp="http://schemas.openxmlformats.org/drawingml/2006/wordprocessingDrawing" xmlns:w10="urn:schemas-microsoft-com:office:word" xmlns:w="http://schemas.openxmlformats.org/wordprocessingml/2006/main" xmlns:w14="http://schemas.microsoft.com/office/word/2010/wordml" xmlns:w15="http://schemas.microsoft.com/office/word/2012/wordml" xmlns:w16cex="http://schemas.microsoft.com/office/word/2018/wordml/cex" xmlns:w16cid="http://schemas.microsoft.com/office/word/2016/wordml/cid" xmlns:w16="http://schemas.microsoft.com/office/word/2018/wordml" xmlns:w16sdtdh="http://schemas.microsoft.com/office/word/2020/wordml/sdtdatahash" xmlns:w16se="http://schemas.microsoft.com/office/word/2015/wordml/symex" xmlns:wpg="http://schemas.microsoft.com/office/word/2010/wordprocessingGroup" xmlns:wpi="http://schemas.microsoft.com/office/word/2010/wordprocessingInk" xmlns:wne="http://schemas.microsoft.com/office/word/2006/wordml" xmlns:wps="http://schemas.microsoft.com/office/word/2010/wordprocessingShape" mc:Ignorable="w14 w15 w16se w16cid w16 w16cex w16sdtdh wp14">
+<w:hdr xmlns:wpc="http://schemas.microsoft.com/office/word/2010/wordprocessingCanvas" xmlns:cx="http://schemas.microsoft.com/office/drawing/2014/chartex" xmlns:cx1="http://schemas.microsoft.com/office/drawing/2015/9/8/chartex" xmlns:cx2="http://schemas.microsoft.com/office/drawing/2015/10/21/chartex" xmlns:cx3="http://schemas.microsoft.com/office/drawing/2016/5/9/chartex" xmlns:cx4="http://schemas.microsoft.com/office/drawing/2016/5/10/chartex" xmlns:cx5="http://schemas.microsoft.com/office/drawing/2016/5/11/chartex" xmlns:cx6="http://schemas.microsoft.com/office/drawing/2016/5/12/chartex" xmlns:cx7="http://schemas.microsoft.com/office/drawing/2016/5/13/chartex" xmlns:cx8="http://schemas.microsoft.com/office/drawing/2016/5/14/chartex" xmlns:mc="http://schemas.openxmlformats.org/markup-compatibility/2006" xmlns:aink="http://schemas.microsoft.com/office/drawing/2016/ink" xmlns:am3d="http://schemas.microsoft.com/office/drawing/2017/model3d" xmlns:o="urn:schemas-microsoft-com:office:office" xmlns:oel="http://schemas.microsoft.com/office/2019/extlst" xmlns:r="http://schemas.openxmlformats.org/officeDocument/2006/relationships" xmlns:m="http://schemas.openxmlformats.org/officeDocument/2006/math" xmlns:v="urn:schemas-microsoft-com:vml" xmlns:wp14="http://schemas.microsoft.com/office/word/2010/wordprocessingDrawing" xmlns:wp="http://schemas.openxmlformats.org/drawingml/2006/wordprocessingDrawing" xmlns:w10="urn:schemas-microsoft-com:office:word" xmlns:w="http://schemas.openxmlformats.org/wordprocessingml/2006/main" xmlns:w14="http://schemas.microsoft.com/office/word/2010/wordml" xmlns:w15="http://schemas.microsoft.com/office/word/2012/wordml" xmlns:w16cex="http://schemas.microsoft.com/office/word/2018/wordml/cex" xmlns:w16cid="http://schemas.microsoft.com/office/word/2016/wordml/cid" xmlns:w16="http://schemas.microsoft.com/office/word/2018/wordml" xmlns:w16du="http://schemas.microsoft.com/office/word/2023/wordml/word16du" xmlns:w16sdtdh="http://schemas.microsoft.com/office/word/2020/wordml/sdtdatahash" xmlns:w16sdtfl="http://schemas.microsoft.com/office/word/2024/wordml/sdtformatlock" xmlns:w16se="http://schemas.microsoft.com/office/word/2015/wordml/symex" xmlns:wpg="http://schemas.microsoft.com/office/word/2010/wordprocessingGroup" xmlns:wpi="http://schemas.microsoft.com/office/word/2010/wordprocessingInk" xmlns:wne="http://schemas.microsoft.com/office/word/2006/wordml" xmlns:wps="http://schemas.microsoft.com/office/word/2010/wordprocessingShape" mc:Ignorable="w14 w15 w16se w16cid w16 w16cex w16sdtdh w16sdtfl w16du wp14">
   <w:tbl>
     <w:tblPr>
       <w:bidiVisual/>
@@ -1731,7 +1811,7 @@
 </file>
 
 <file path=word/numbering.xml><?xml version="1.0" encoding="utf-8"?>
-<w:numbering xmlns:wpc="http://schemas.microsoft.com/office/word/2010/wordprocessingCanvas" xmlns:cx="http://schemas.microsoft.com/office/drawing/2014/chartex" xmlns:cx1="http://schemas.microsoft.com/office/drawing/2015/9/8/chartex" xmlns:cx2="http://schemas.microsoft.com/office/drawing/2015/10/21/chartex" xmlns:cx3="http://schemas.microsoft.com/office/drawing/2016/5/9/chartex" xmlns:cx4="http://schemas.microsoft.com/office/drawing/2016/5/10/chartex" xmlns:cx5="http://schemas.microsoft.com/office/drawing/2016/5/11/chartex" xmlns:cx6="http://schemas.microsoft.com/office/drawing/2016/5/12/chartex" xmlns:cx7="http://schemas.microsoft.com/office/drawing/2016/5/13/chartex" xmlns:cx8="http://schemas.microsoft.com/office/drawing/2016/5/14/chartex" xmlns:mc="http://schemas.openxmlformats.org/markup-compatibility/2006" xmlns:aink="http://schemas.microsoft.com/office/drawing/2016/ink" xmlns:am3d="http://schemas.microsoft.com/office/drawing/2017/model3d" xmlns:o="urn:schemas-microsoft-com:office:office" xmlns:r="http://schemas.openxmlformats.org/officeDocument/2006/relationships" xmlns:m="http://schemas.openxmlformats.org/officeDocument/2006/math" xmlns:v="urn:schemas-microsoft-com:vml" xmlns:wp14="http://schemas.microsoft.com/office/word/2010/wordprocessingDrawing" xmlns:wp="http://schemas.openxmlformats.org/drawingml/2006/wordprocessingDrawing" xmlns:w10="urn:schemas-microsoft-com:office:word" xmlns:w="http://schemas.openxmlformats.org/wordprocessingml/2006/main" xmlns:w14="http://schemas.microsoft.com/office/word/2010/wordml" xmlns:w15="http://schemas.microsoft.com/office/word/2012/wordml" xmlns:w16cex="http://schemas.microsoft.com/office/word/2018/wordml/cex" xmlns:w16cid="http://schemas.microsoft.com/office/word/2016/wordml/cid" xmlns:w16="http://schemas.microsoft.com/office/word/2018/wordml" xmlns:w16sdtdh="http://schemas.microsoft.com/office/word/2020/wordml/sdtdatahash" xmlns:w16se="http://schemas.microsoft.com/office/word/2015/wordml/symex" xmlns:wpg="http://schemas.microsoft.com/office/word/2010/wordprocessingGroup" xmlns:wpi="http://schemas.microsoft.com/office/word/2010/wordprocessingInk" xmlns:wne="http://schemas.microsoft.com/office/word/2006/wordml" xmlns:wps="http://schemas.microsoft.com/office/word/2010/wordprocessingShape" mc:Ignorable="w14 w15 w16se w16cid w16 w16cex w16sdtdh wp14">
+<w:numbering xmlns:wpc="http://schemas.microsoft.com/office/word/2010/wordprocessingCanvas" xmlns:cx="http://schemas.microsoft.com/office/drawing/2014/chartex" xmlns:cx1="http://schemas.microsoft.com/office/drawing/2015/9/8/chartex" xmlns:cx2="http://schemas.microsoft.com/office/drawing/2015/10/21/chartex" xmlns:cx3="http://schemas.microsoft.com/office/drawing/2016/5/9/chartex" xmlns:cx4="http://schemas.microsoft.com/office/drawing/2016/5/10/chartex" xmlns:cx5="http://schemas.microsoft.com/office/drawing/2016/5/11/chartex" xmlns:cx6="http://schemas.microsoft.com/office/drawing/2016/5/12/chartex" xmlns:cx7="http://schemas.microsoft.com/office/drawing/2016/5/13/chartex" xmlns:cx8="http://schemas.microsoft.com/office/drawing/2016/5/14/chartex" xmlns:mc="http://schemas.openxmlformats.org/markup-compatibility/2006" xmlns:aink="http://schemas.microsoft.com/office/drawing/2016/ink" xmlns:am3d="http://schemas.microsoft.com/office/drawing/2017/model3d" xmlns:o="urn:schemas-microsoft-com:office:office" xmlns:oel="http://schemas.microsoft.com/office/2019/extlst" xmlns:r="http://schemas.openxmlformats.org/officeDocument/2006/relationships" xmlns:m="http://schemas.openxmlformats.org/officeDocument/2006/math" xmlns:v="urn:schemas-microsoft-com:vml" xmlns:wp14="http://schemas.microsoft.com/office/word/2010/wordprocessingDrawing" xmlns:wp="http://schemas.openxmlformats.org/drawingml/2006/wordprocessingDrawing" xmlns:w10="urn:schemas-microsoft-com:office:word" xmlns:w="http://schemas.openxmlformats.org/wordprocessingml/2006/main" xmlns:w14="http://schemas.microsoft.com/office/word/2010/wordml" xmlns:w15="http://schemas.microsoft.com/office/word/2012/wordml" xmlns:w16cex="http://schemas.microsoft.com/office/word/2018/wordml/cex" xmlns:w16cid="http://schemas.microsoft.com/office/word/2016/wordml/cid" xmlns:w16="http://schemas.microsoft.com/office/word/2018/wordml" xmlns:w16du="http://schemas.microsoft.com/office/word/2023/wordml/word16du" xmlns:w16sdtdh="http://schemas.microsoft.com/office/word/2020/wordml/sdtdatahash" xmlns:w16sdtfl="http://schemas.microsoft.com/office/word/2024/wordml/sdtformatlock" xmlns:w16se="http://schemas.microsoft.com/office/word/2015/wordml/symex" xmlns:wpg="http://schemas.microsoft.com/office/word/2010/wordprocessingGroup" xmlns:wpi="http://schemas.microsoft.com/office/word/2010/wordprocessingInk" xmlns:wne="http://schemas.microsoft.com/office/word/2006/wordml" xmlns:wps="http://schemas.microsoft.com/office/word/2010/wordprocessingShape" mc:Ignorable="w14 w15 w16se w16cid w16 w16cex w16sdtdh w16sdtfl w16du wp14">
   <w:abstractNum w:abstractNumId="0" w15:restartNumberingAfterBreak="0">
     <w:nsid w:val="0EEB7C40"/>
     <w:multiLevelType w:val="hybridMultilevel"/>
@@ -2362,29 +2442,29 @@
       </w:pPr>
     </w:lvl>
   </w:abstractNum>
-  <w:num w:numId="1">
+  <w:num w:numId="1" w16cid:durableId="2115052220">
     <w:abstractNumId w:val="4"/>
   </w:num>
-  <w:num w:numId="2">
+  <w:num w:numId="2" w16cid:durableId="449014787">
     <w:abstractNumId w:val="0"/>
   </w:num>
-  <w:num w:numId="3">
+  <w:num w:numId="3" w16cid:durableId="752313923">
     <w:abstractNumId w:val="3"/>
   </w:num>
-  <w:num w:numId="4">
+  <w:num w:numId="4" w16cid:durableId="1258250156">
     <w:abstractNumId w:val="5"/>
   </w:num>
-  <w:num w:numId="5">
+  <w:num w:numId="5" w16cid:durableId="347484199">
     <w:abstractNumId w:val="1"/>
   </w:num>
-  <w:num w:numId="6">
+  <w:num w:numId="6" w16cid:durableId="857281723">
     <w:abstractNumId w:val="2"/>
   </w:num>
 </w:numbering>
 </file>
 
 <file path=word/styles.xml><?xml version="1.0" encoding="utf-8"?>
-<w:styles xmlns:mc="http://schemas.openxmlformats.org/markup-compatibility/2006" xmlns:r="http://schemas.openxmlformats.org/officeDocument/2006/relationships" xmlns:w="http://schemas.openxmlformats.org/wordprocessingml/2006/main" xmlns:w14="http://schemas.microsoft.com/office/word/2010/wordml" xmlns:w15="http://schemas.microsoft.com/office/word/2012/wordml" xmlns:w16cex="http://schemas.microsoft.com/office/word/2018/wordml/cex" xmlns:w16cid="http://schemas.microsoft.com/office/word/2016/wordml/cid" xmlns:w16="http://schemas.microsoft.com/office/word/2018/wordml" xmlns:w16sdtdh="http://schemas.microsoft.com/office/word/2020/wordml/sdtdatahash" xmlns:w16se="http://schemas.microsoft.com/office/word/2015/wordml/symex" mc:Ignorable="w14 w15 w16se w16cid w16 w16cex w16sdtdh">
+<w:styles xmlns:mc="http://schemas.openxmlformats.org/markup-compatibility/2006" xmlns:r="http://schemas.openxmlformats.org/officeDocument/2006/relationships" xmlns:w="http://schemas.openxmlformats.org/wordprocessingml/2006/main" xmlns:w14="http://schemas.microsoft.com/office/word/2010/wordml" xmlns:w15="http://schemas.microsoft.com/office/word/2012/wordml" xmlns:w16cex="http://schemas.microsoft.com/office/word/2018/wordml/cex" xmlns:w16cid="http://schemas.microsoft.com/office/word/2016/wordml/cid" xmlns:w16="http://schemas.microsoft.com/office/word/2018/wordml" xmlns:w16du="http://schemas.microsoft.com/office/word/2023/wordml/word16du" xmlns:w16sdtdh="http://schemas.microsoft.com/office/word/2020/wordml/sdtdatahash" xmlns:w16sdtfl="http://schemas.microsoft.com/office/word/2024/wordml/sdtformatlock" xmlns:w16se="http://schemas.microsoft.com/office/word/2015/wordml/symex" mc:Ignorable="w14 w15 w16se w16cid w16 w16cex w16sdtdh w16sdtfl w16du">
   <w:docDefaults>
     <w:rPrDefault>
       <w:rPr>
